--- a/platform_PiN_output/Central_African_Republic___CAR/Param_step1_Central_African_Republic___CAR_1009_08AM.docx
+++ b/platform_PiN_output/Central_African_Republic___CAR/Param_step1_Central_African_Republic___CAR_1009_08AM.docx
@@ -31,7 +31,7 @@
         <w:pStyle w:val="ListBullet"/>
       </w:pPr>
       <w:r>
-        <w:t>Date calculation: 09/10/2025 08:07</w:t>
+        <w:t>Date calculation: 09/10/2025 08:11</w:t>
       </w:r>
     </w:p>
     <w:p>
@@ -104,7 +104,7 @@
         <w:pStyle w:val="ListBullet2"/>
       </w:pPr>
       <w:r>
-        <w:t xml:space="preserve">      Education disrupted due to school being occupied by armed groups: no_indicator</w:t>
+        <w:t xml:space="preserve">      Education disrupted due to school being occupied by armed groups: edu_disrupted_attack</w:t>
       </w:r>
     </w:p>
     <w:p>
@@ -225,7 +225,7 @@
         <w:rPr>
           <w:b/>
         </w:rPr>
-        <w:t>no_indicator</w:t>
+        <w:t>edu_disrupted_attack</w:t>
       </w:r>
       <w:r>
         <w:t xml:space="preserve"> or OoS facing the following aggravating circumstances.</w:t>

--- a/platform_PiN_output/Central_African_Republic___CAR/Param_step1_Central_African_Republic___CAR_1009_08AM.docx
+++ b/platform_PiN_output/Central_African_Republic___CAR/Param_step1_Central_African_Republic___CAR_1009_08AM.docx
@@ -7,7 +7,7 @@
         <w:pStyle w:val="Heading1"/>
       </w:pPr>
       <w:r>
-        <w:t>Parameters Used as Input for the PiN Calculation</w:t>
+        <w:t>Parameters Used as Input for the PiN Calculation ---------------------------------------</w:t>
       </w:r>
     </w:p>
     <w:p>
@@ -31,7 +31,7 @@
         <w:pStyle w:val="ListBullet"/>
       </w:pPr>
       <w:r>
-        <w:t>Date calculation: 09/10/2025 08:11</w:t>
+        <w:t>Date calculation: 09/10/2025 08:24</w:t>
       </w:r>
     </w:p>
     <w:p>
@@ -77,7 +77,15 @@
         <w:pStyle w:val="ListBullet2"/>
       </w:pPr>
       <w:r>
-        <w:t xml:space="preserve">      Education disrupted due to natural hazard: edu_disrupted_hazards</w:t>
+        <w:t xml:space="preserve">      Education disrupted due to natural hazard: no_indicator</w:t>
+      </w:r>
+    </w:p>
+    <w:p>
+      <w:pPr>
+        <w:pStyle w:val="ListBullet2"/>
+      </w:pPr>
+      <w:r>
+        <w:t xml:space="preserve">      Additional indicator (severity 3): no_indicator</w:t>
       </w:r>
     </w:p>
     <w:p>
@@ -105,6 +113,22 @@
       </w:pPr>
       <w:r>
         <w:t xml:space="preserve">      Education disrupted due to school being occupied by armed groups: edu_disrupted_attack</w:t>
+      </w:r>
+    </w:p>
+    <w:p>
+      <w:pPr>
+        <w:pStyle w:val="ListBullet2"/>
+      </w:pPr>
+      <w:r>
+        <w:t xml:space="preserve">      Education disrupted due to natural hazard: edu_disrupted_hazards</w:t>
+      </w:r>
+    </w:p>
+    <w:p>
+      <w:pPr>
+        <w:pStyle w:val="ListBullet2"/>
+      </w:pPr>
+      <w:r>
+        <w:t xml:space="preserve">      Additional indicator (severity 4): no_indicator</w:t>
       </w:r>
     </w:p>
     <w:p>
@@ -147,15 +171,6 @@
         <w:t>edu_disrupted_teacher</w:t>
       </w:r>
       <w:r>
-        <w:t xml:space="preserve"> and </w:t>
-      </w:r>
-      <w:r>
-        <w:rPr>
-          <w:b/>
-        </w:rPr>
-        <w:t>edu_disrupted_hazards</w:t>
-      </w:r>
-      <w:r>
         <w:t>.</w:t>
       </w:r>
     </w:p>
@@ -171,7 +186,16 @@
         <w:t xml:space="preserve">Severity level 4: </w:t>
       </w:r>
       <w:r>
-        <w:t xml:space="preserve">In-school children whose education disrupted due to </w:t>
+        <w:t xml:space="preserve">In-school children whose education disrupted due to (ind in-school) or OoS facing the following aggravating circumstances. </w:t>
+      </w:r>
+      <w:r>
+        <w:rPr>
+          <w:b/>
+        </w:rPr>
+        <w:t>edu_disrupted_hazards</w:t>
+      </w:r>
+      <w:r>
+        <w:t xml:space="preserve"> and </w:t>
       </w:r>
       <w:r>
         <w:rPr>
@@ -180,7 +204,7 @@
         <w:t>edu_disrupted_displaced</w:t>
       </w:r>
       <w:r>
-        <w:t xml:space="preserve"> or OoS facing the following aggravating circumstances.</w:t>
+        <w:t>.</w:t>
       </w:r>
     </w:p>
     <w:p>
@@ -219,7 +243,7 @@
         <w:t xml:space="preserve">Severity level 5: </w:t>
       </w:r>
       <w:r>
-        <w:t xml:space="preserve">In-school children whose education disrupted due to </w:t>
+        <w:t xml:space="preserve">In-school children whose education disrupted due to (ind in-school) or OoS facing the following aggravating circumstances. </w:t>
       </w:r>
       <w:r>
         <w:rPr>
@@ -228,7 +252,7 @@
         <w:t>edu_disrupted_attack</w:t>
       </w:r>
       <w:r>
-        <w:t xml:space="preserve"> or OoS facing the following aggravating circumstances.</w:t>
+        <w:t>.</w:t>
       </w:r>
     </w:p>
     <w:p>

--- a/platform_PiN_output/Central_African_Republic___CAR/Param_step1_Central_African_Republic___CAR_1009_08AM.docx
+++ b/platform_PiN_output/Central_African_Republic___CAR/Param_step1_Central_African_Republic___CAR_1009_08AM.docx
@@ -31,7 +31,7 @@
         <w:pStyle w:val="ListBullet"/>
       </w:pPr>
       <w:r>
-        <w:t>Date calculation: 09/10/2025 08:24</w:t>
+        <w:t>Date calculation: 09/10/2025 08:26</w:t>
       </w:r>
     </w:p>
     <w:p>
@@ -112,7 +112,7 @@
         <w:pStyle w:val="ListBullet2"/>
       </w:pPr>
       <w:r>
-        <w:t xml:space="preserve">      Education disrupted due to school being occupied by armed groups: edu_disrupted_attack</w:t>
+        <w:t xml:space="preserve">      Education disrupted due to school being occupied by armed groups: no_indicator</w:t>
       </w:r>
     </w:p>
     <w:p>
@@ -244,15 +244,6 @@
       </w:r>
       <w:r>
         <w:t xml:space="preserve">In-school children whose education disrupted due to (ind in-school) or OoS facing the following aggravating circumstances. </w:t>
-      </w:r>
-      <w:r>
-        <w:rPr>
-          <w:b/>
-        </w:rPr>
-        <w:t>edu_disrupted_attack</w:t>
-      </w:r>
-      <w:r>
-        <w:t>.</w:t>
       </w:r>
     </w:p>
     <w:p>

--- a/platform_PiN_output/Central_African_Republic___CAR/Param_step1_Central_African_Republic___CAR_1009_08AM.docx
+++ b/platform_PiN_output/Central_African_Republic___CAR/Param_step1_Central_African_Republic___CAR_1009_08AM.docx
@@ -7,7 +7,7 @@
         <w:pStyle w:val="Heading1"/>
       </w:pPr>
       <w:r>
-        <w:t>Parameters Used as Input for the PiN Calculation ---------------------------------------</w:t>
+        <w:t>Parameters Used as Input for the PiN Calculation</w:t>
       </w:r>
     </w:p>
     <w:p>
@@ -31,7 +31,7 @@
         <w:pStyle w:val="ListBullet"/>
       </w:pPr>
       <w:r>
-        <w:t>Date calculation: 09/10/2025 08:26</w:t>
+        <w:t>Date calculation: 09/10/2025 08:27</w:t>
       </w:r>
     </w:p>
     <w:p>

--- a/platform_PiN_output/Central_African_Republic___CAR/Param_step1_Central_African_Republic___CAR_1009_08AM.docx
+++ b/platform_PiN_output/Central_African_Republic___CAR/Param_step1_Central_African_Republic___CAR_1009_08AM.docx
@@ -31,7 +31,7 @@
         <w:pStyle w:val="ListBullet"/>
       </w:pPr>
       <w:r>
-        <w:t>Date calculation: 09/10/2025 08:27</w:t>
+        <w:t>Date calculation: 09/10/2025 08:34</w:t>
       </w:r>
     </w:p>
     <w:p>
@@ -77,7 +77,7 @@
         <w:pStyle w:val="ListBullet2"/>
       </w:pPr>
       <w:r>
-        <w:t xml:space="preserve">      Education disrupted due to natural hazard: no_indicator</w:t>
+        <w:t xml:space="preserve">      Education disrupted due to natural hazard: edu_disrupted_hazards</w:t>
       </w:r>
     </w:p>
     <w:p>
@@ -120,7 +120,7 @@
         <w:pStyle w:val="ListBullet2"/>
       </w:pPr>
       <w:r>
-        <w:t xml:space="preserve">      Education disrupted due to natural hazard: edu_disrupted_hazards</w:t>
+        <w:t xml:space="preserve">      Education disrupted due to natural hazard: no_indicator</w:t>
       </w:r>
     </w:p>
     <w:p>
@@ -171,6 +171,15 @@
         <w:t>edu_disrupted_teacher</w:t>
       </w:r>
       <w:r>
+        <w:t xml:space="preserve"> and </w:t>
+      </w:r>
+      <w:r>
+        <w:rPr>
+          <w:b/>
+        </w:rPr>
+        <w:t>edu_disrupted_hazards</w:t>
+      </w:r>
+      <w:r>
         <w:t>.</w:t>
       </w:r>
     </w:p>
@@ -187,15 +196,6 @@
       </w:r>
       <w:r>
         <w:t xml:space="preserve">In-school children whose education disrupted due to (ind in-school) or OoS facing the following aggravating circumstances. </w:t>
-      </w:r>
-      <w:r>
-        <w:rPr>
-          <w:b/>
-        </w:rPr>
-        <w:t>edu_disrupted_hazards</w:t>
-      </w:r>
-      <w:r>
-        <w:t xml:space="preserve"> and </w:t>
       </w:r>
       <w:r>
         <w:rPr>

--- a/platform_PiN_output/Central_African_Republic___CAR/Param_step1_Central_African_Republic___CAR_1009_08AM.docx
+++ b/platform_PiN_output/Central_African_Republic___CAR/Param_step1_Central_African_Republic___CAR_1009_08AM.docx
@@ -31,7 +31,7 @@
         <w:pStyle w:val="ListBullet"/>
       </w:pPr>
       <w:r>
-        <w:t>Date calculation: 09/10/2025 08:34</w:t>
+        <w:t>Date calculation: 09/10/2025 08:37</w:t>
       </w:r>
     </w:p>
     <w:p>
@@ -128,7 +128,7 @@
         <w:pStyle w:val="ListBullet2"/>
       </w:pPr>
       <w:r>
-        <w:t xml:space="preserve">      Additional indicator (severity 4): no_indicator</w:t>
+        <w:t xml:space="preserve">      Additional indicator (severity 4): edu_disrupted_attack</w:t>
       </w:r>
     </w:p>
     <w:p>
@@ -196,6 +196,15 @@
       </w:r>
       <w:r>
         <w:t xml:space="preserve">In-school children whose education disrupted due to (ind in-school) or OoS facing the following aggravating circumstances. </w:t>
+      </w:r>
+      <w:r>
+        <w:rPr>
+          <w:b/>
+        </w:rPr>
+        <w:t>edu_disrupted_attack</w:t>
+      </w:r>
+      <w:r>
+        <w:t xml:space="preserve"> and </w:t>
       </w:r>
       <w:r>
         <w:rPr>
